--- a/zht/docx/03.02.content.docx
+++ b/zht/docx/03.02.content.docx
@@ -336,7 +336,7 @@
       <w:r>
         <w:drawing>
           <wp:inline xmlns:a="http://schemas.openxmlformats.org/drawingml/2006/main" xmlns:pic="http://schemas.openxmlformats.org/drawingml/2006/picture">
-            <wp:extent cx="1463040" cy="1034721"/>
+            <wp:extent cx="6096000" cy="4311339"/>
             <wp:docPr id="1" name="Picture 1"/>
             <wp:cNvGraphicFramePr>
               <a:graphicFrameLocks noChangeAspect="1"/>
@@ -357,7 +357,7 @@
                   <pic:spPr>
                     <a:xfrm>
                       <a:off x="0" y="0"/>
-                      <a:ext cx="1463040" cy="1034721"/>
+                      <a:ext cx="6096000" cy="4311339"/>
                     </a:xfrm>
                     <a:prstGeom prst="rect"/>
                   </pic:spPr>
@@ -386,7 +386,7 @@
       <w:r>
         <w:drawing>
           <wp:inline xmlns:a="http://schemas.openxmlformats.org/drawingml/2006/main" xmlns:pic="http://schemas.openxmlformats.org/drawingml/2006/picture">
-            <wp:extent cx="1463040" cy="1019442"/>
+            <wp:extent cx="6096000" cy="4247677"/>
             <wp:docPr id="2" name="Picture 2"/>
             <wp:cNvGraphicFramePr>
               <a:graphicFrameLocks noChangeAspect="1"/>
@@ -407,7 +407,7 @@
                   <pic:spPr>
                     <a:xfrm>
                       <a:off x="0" y="0"/>
-                      <a:ext cx="1463040" cy="1019442"/>
+                      <a:ext cx="6096000" cy="4247677"/>
                     </a:xfrm>
                     <a:prstGeom prst="rect"/>
                   </pic:spPr>
@@ -436,7 +436,7 @@
       <w:r>
         <w:drawing>
           <wp:inline xmlns:a="http://schemas.openxmlformats.org/drawingml/2006/main" xmlns:pic="http://schemas.openxmlformats.org/drawingml/2006/picture">
-            <wp:extent cx="1463040" cy="1034721"/>
+            <wp:extent cx="6096000" cy="4311339"/>
             <wp:docPr id="3" name="Picture 3"/>
             <wp:cNvGraphicFramePr>
               <a:graphicFrameLocks noChangeAspect="1"/>
@@ -457,7 +457,7 @@
                   <pic:spPr>
                     <a:xfrm>
                       <a:off x="0" y="0"/>
-                      <a:ext cx="1463040" cy="1034721"/>
+                      <a:ext cx="6096000" cy="4311339"/>
                     </a:xfrm>
                     <a:prstGeom prst="rect"/>
                   </pic:spPr>
@@ -486,7 +486,7 @@
       <w:r>
         <w:drawing>
           <wp:inline xmlns:a="http://schemas.openxmlformats.org/drawingml/2006/main" xmlns:pic="http://schemas.openxmlformats.org/drawingml/2006/picture">
-            <wp:extent cx="1463040" cy="1034721"/>
+            <wp:extent cx="6096000" cy="4311339"/>
             <wp:docPr id="4" name="Picture 4"/>
             <wp:cNvGraphicFramePr>
               <a:graphicFrameLocks noChangeAspect="1"/>
@@ -507,7 +507,7 @@
                   <pic:spPr>
                     <a:xfrm>
                       <a:off x="0" y="0"/>
-                      <a:ext cx="1463040" cy="1034721"/>
+                      <a:ext cx="6096000" cy="4311339"/>
                     </a:xfrm>
                     <a:prstGeom prst="rect"/>
                   </pic:spPr>
@@ -4487,7 +4487,7 @@
       <w:r>
         <w:drawing>
           <wp:inline xmlns:a="http://schemas.openxmlformats.org/drawingml/2006/main" xmlns:pic="http://schemas.openxmlformats.org/drawingml/2006/picture">
-            <wp:extent cx="1463040" cy="1034721"/>
+            <wp:extent cx="6096000" cy="4311339"/>
             <wp:docPr id="5" name="Picture 5"/>
             <wp:cNvGraphicFramePr>
               <a:graphicFrameLocks noChangeAspect="1"/>
@@ -4508,7 +4508,7 @@
                   <pic:spPr>
                     <a:xfrm>
                       <a:off x="0" y="0"/>
-                      <a:ext cx="1463040" cy="1034721"/>
+                      <a:ext cx="6096000" cy="4311339"/>
                     </a:xfrm>
                     <a:prstGeom prst="rect"/>
                   </pic:spPr>
@@ -5047,7 +5047,7 @@
       <w:r>
         <w:drawing>
           <wp:inline xmlns:a="http://schemas.openxmlformats.org/drawingml/2006/main" xmlns:pic="http://schemas.openxmlformats.org/drawingml/2006/picture">
-            <wp:extent cx="1463040" cy="1034721"/>
+            <wp:extent cx="6096000" cy="4311339"/>
             <wp:docPr id="7" name="Picture 7"/>
             <wp:cNvGraphicFramePr>
               <a:graphicFrameLocks noChangeAspect="1"/>
@@ -5068,7 +5068,7 @@
                   <pic:spPr>
                     <a:xfrm>
                       <a:off x="0" y="0"/>
-                      <a:ext cx="1463040" cy="1034721"/>
+                      <a:ext cx="6096000" cy="4311339"/>
                     </a:xfrm>
                     <a:prstGeom prst="rect"/>
                   </pic:spPr>
